--- a/hin/docx/03.content.docx
+++ b/hin/docx/03.content.docx
@@ -19,7 +19,7 @@
         <w:rPr>
           <w:lang w:val="hi_IN" w:bidi="hi_IN"/>
         </w:rPr>
-        <w:t>Resource: अध्ययन नोट्स - पुस्तक परिचय (टिंडेल)</w:t>
+        <w:t>Resource: Tyndale Open Study Notes</w:t>
       </w:r>
       <w:r>
         <w:rPr>
@@ -112,7 +112,7 @@
         <w:rPr>
           <w:lang w:val="hi_IN" w:bidi="hi_IN"/>
         </w:rPr>
-        <w:t>अध्ययन नोट्स - पुस्तक परिचय (टिंडेल)</w:t>
+        <w:t>Tyndale Open Study Notes</w:t>
       </w:r>
     </w:p>
     <w:p>

--- a/hin/docx/03.content.docx
+++ b/hin/docx/03.content.docx
@@ -19,7 +19,7 @@
         <w:rPr>
           <w:lang w:val="hi_IN" w:bidi="hi_IN"/>
         </w:rPr>
-        <w:t>Resource: Tyndale Open Study Notes</w:t>
+        <w:t>Resource: Aquifer Open Study Notes (Book Intros)</w:t>
       </w:r>
       <w:r>
         <w:rPr>
@@ -112,7 +112,7 @@
         <w:rPr>
           <w:lang w:val="hi_IN" w:bidi="hi_IN"/>
         </w:rPr>
-        <w:t>Tyndale Open Study Notes</w:t>
+        <w:t>Aquifer Open Study Notes (Book Intros)</w:t>
       </w:r>
     </w:p>
     <w:p>

--- a/hin/docx/03.content.docx
+++ b/hin/docx/03.content.docx
@@ -257,36 +257,24 @@
         </w:rPr>
         <w:t>” (</w:t>
       </w:r>
-      <w:hyperlink r:id="rId13">
-        <w:r>
-          <w:rPr>
-            <w:lang w:val="hi_IN" w:bidi="hi_IN"/>
-          </w:rPr>
-          <w:rPr>
-            <w:color w:val="0000EE"/>
-            <w:u w:val="single"/>
-          </w:rPr>
-          <w:t>लैव्य 11:44–45</w:t>
-        </w:r>
-      </w:hyperlink>
+      <w:r>
+        <w:rPr>
+          <w:lang w:val="hi_IN" w:bidi="hi_IN"/>
+        </w:rPr>
+        <w:t>लैव्य 11:44–45</w:t>
+      </w:r>
       <w:r>
         <w:rPr>
           <w:lang w:val="hi_IN" w:bidi="hi_IN"/>
         </w:rPr>
         <w:t xml:space="preserve">; </w:t>
       </w:r>
-      <w:hyperlink r:id="rId14">
-        <w:r>
-          <w:rPr>
-            <w:lang w:val="hi_IN" w:bidi="hi_IN"/>
-          </w:rPr>
-          <w:rPr>
-            <w:color w:val="0000EE"/>
-            <w:u w:val="single"/>
-          </w:rPr>
-          <w:t>1 पत 1:15–16</w:t>
-        </w:r>
-      </w:hyperlink>
+      <w:r>
+        <w:rPr>
+          <w:lang w:val="hi_IN" w:bidi="hi_IN"/>
+        </w:rPr>
+        <w:t>1 पत 1:15–16</w:t>
+      </w:r>
       <w:r>
         <w:rPr>
           <w:lang w:val="hi_IN" w:bidi="hi_IN"/>
@@ -318,72 +306,48 @@
         </w:rPr>
         <w:t>लैव्यव्यवस्था छुटकारे के विवरण को जारी रखती है जो अब्राहम से की गई प्रतिज्ञाओं (</w:t>
       </w:r>
-      <w:hyperlink r:id="rId15">
-        <w:r>
-          <w:rPr>
-            <w:lang w:val="hi_IN" w:bidi="hi_IN"/>
-          </w:rPr>
-          <w:rPr>
-            <w:color w:val="0000EE"/>
-            <w:u w:val="single"/>
-          </w:rPr>
-          <w:t>उत 12</w:t>
-        </w:r>
-      </w:hyperlink>
+      <w:r>
+        <w:rPr>
+          <w:lang w:val="hi_IN" w:bidi="hi_IN"/>
+        </w:rPr>
+        <w:t>उत 12</w:t>
+      </w:r>
       <w:r>
         <w:rPr>
           <w:lang w:val="hi_IN" w:bidi="hi_IN"/>
         </w:rPr>
         <w:t xml:space="preserve">, </w:t>
       </w:r>
-      <w:hyperlink r:id="rId16">
-        <w:r>
-          <w:rPr>
-            <w:lang w:val="hi_IN" w:bidi="hi_IN"/>
-          </w:rPr>
-          <w:rPr>
-            <w:color w:val="0000EE"/>
-            <w:u w:val="single"/>
-          </w:rPr>
-          <w:t>15</w:t>
-        </w:r>
-      </w:hyperlink>
+      <w:r>
+        <w:rPr>
+          <w:lang w:val="hi_IN" w:bidi="hi_IN"/>
+        </w:rPr>
+        <w:t>15</w:t>
+      </w:r>
       <w:r>
         <w:rPr>
           <w:lang w:val="hi_IN" w:bidi="hi_IN"/>
         </w:rPr>
         <w:t xml:space="preserve">, </w:t>
       </w:r>
-      <w:hyperlink r:id="rId17">
-        <w:r>
-          <w:rPr>
-            <w:lang w:val="hi_IN" w:bidi="hi_IN"/>
-          </w:rPr>
-          <w:rPr>
-            <w:color w:val="0000EE"/>
-            <w:u w:val="single"/>
-          </w:rPr>
-          <w:t>17</w:t>
-        </w:r>
-      </w:hyperlink>
+      <w:r>
+        <w:rPr>
+          <w:lang w:val="hi_IN" w:bidi="hi_IN"/>
+        </w:rPr>
+        <w:t>17</w:t>
+      </w:r>
       <w:r>
         <w:rPr>
           <w:lang w:val="hi_IN" w:bidi="hi_IN"/>
         </w:rPr>
         <w:t>) और मिस्र में दासत्व से इस्राएलियों की मुक्ति (</w:t>
       </w:r>
-      <w:hyperlink r:id="rId18">
-        <w:r>
-          <w:rPr>
-            <w:lang w:val="hi_IN" w:bidi="hi_IN"/>
-          </w:rPr>
-          <w:rPr>
-            <w:color w:val="0000EE"/>
-            <w:u w:val="single"/>
-          </w:rPr>
-          <w:t>निर्ग 1–15</w:t>
-        </w:r>
-      </w:hyperlink>
+      <w:r>
+        <w:rPr>
+          <w:lang w:val="hi_IN" w:bidi="hi_IN"/>
+        </w:rPr>
+        <w:t>निर्ग 1–15</w:t>
+      </w:r>
       <w:r>
         <w:rPr>
           <w:lang w:val="hi_IN" w:bidi="hi_IN"/>
@@ -414,108 +378,72 @@
         </w:rPr>
         <w:t>, और चुनी हुई प्रजा घोषित किया था (</w:t>
       </w:r>
-      <w:hyperlink r:id="rId19">
-        <w:r>
-          <w:rPr>
-            <w:lang w:val="hi_IN" w:bidi="hi_IN"/>
-          </w:rPr>
-          <w:rPr>
-            <w:color w:val="0000EE"/>
-            <w:u w:val="single"/>
-          </w:rPr>
-          <w:t>निर्ग 19:5–6</w:t>
-        </w:r>
-      </w:hyperlink>
+      <w:r>
+        <w:rPr>
+          <w:lang w:val="hi_IN" w:bidi="hi_IN"/>
+        </w:rPr>
+        <w:t>निर्ग 19:5–6</w:t>
+      </w:r>
       <w:r>
         <w:rPr>
           <w:lang w:val="hi_IN" w:bidi="hi_IN"/>
         </w:rPr>
         <w:t>)। इस्राएल की प्रजा ने दस आज्ञाएँ प्राप्त की थीं (</w:t>
       </w:r>
-      <w:hyperlink r:id="rId20">
-        <w:r>
-          <w:rPr>
-            <w:lang w:val="hi_IN" w:bidi="hi_IN"/>
-          </w:rPr>
-          <w:rPr>
-            <w:color w:val="0000EE"/>
-            <w:u w:val="single"/>
-          </w:rPr>
-          <w:t>निर्ग 20:1–17</w:t>
-        </w:r>
-      </w:hyperlink>
+      <w:r>
+        <w:rPr>
+          <w:lang w:val="hi_IN" w:bidi="hi_IN"/>
+        </w:rPr>
+        <w:t>निर्ग 20:1–17</w:t>
+      </w:r>
       <w:r>
         <w:rPr>
           <w:lang w:val="hi_IN" w:bidi="hi_IN"/>
         </w:rPr>
         <w:t>), तम्बू के लिए योजनाएँ (</w:t>
       </w:r>
-      <w:hyperlink r:id="rId21">
-        <w:r>
-          <w:rPr>
-            <w:lang w:val="hi_IN" w:bidi="hi_IN"/>
-          </w:rPr>
-          <w:rPr>
-            <w:color w:val="0000EE"/>
-            <w:u w:val="single"/>
-          </w:rPr>
-          <w:t>निर्ग 25–27</w:t>
-        </w:r>
-      </w:hyperlink>
+      <w:r>
+        <w:rPr>
+          <w:lang w:val="hi_IN" w:bidi="hi_IN"/>
+        </w:rPr>
+        <w:t>निर्ग 25–27</w:t>
+      </w:r>
       <w:r>
         <w:rPr>
           <w:lang w:val="hi_IN" w:bidi="hi_IN"/>
         </w:rPr>
         <w:t xml:space="preserve">; </w:t>
       </w:r>
-      <w:hyperlink r:id="rId22">
-        <w:r>
-          <w:rPr>
-            <w:lang w:val="hi_IN" w:bidi="hi_IN"/>
-          </w:rPr>
-          <w:rPr>
-            <w:color w:val="0000EE"/>
-            <w:u w:val="single"/>
-          </w:rPr>
-          <w:t>30:1–38</w:t>
-        </w:r>
-      </w:hyperlink>
+      <w:r>
+        <w:rPr>
+          <w:lang w:val="hi_IN" w:bidi="hi_IN"/>
+        </w:rPr>
+        <w:t>30:1–38</w:t>
+      </w:r>
       <w:r>
         <w:rPr>
           <w:lang w:val="hi_IN" w:bidi="hi_IN"/>
         </w:rPr>
         <w:t>), और याजक का पद की स्थापना (</w:t>
       </w:r>
-      <w:hyperlink r:id="rId23">
-        <w:r>
-          <w:rPr>
-            <w:lang w:val="hi_IN" w:bidi="hi_IN"/>
-          </w:rPr>
-          <w:rPr>
-            <w:color w:val="0000EE"/>
-            <w:u w:val="single"/>
-          </w:rPr>
-          <w:t>निर्ग 28–29</w:t>
-        </w:r>
-      </w:hyperlink>
+      <w:r>
+        <w:rPr>
+          <w:lang w:val="hi_IN" w:bidi="hi_IN"/>
+        </w:rPr>
+        <w:t>निर्ग 28–29</w:t>
+      </w:r>
       <w:r>
         <w:rPr>
           <w:lang w:val="hi_IN" w:bidi="hi_IN"/>
         </w:rPr>
         <w:t>)। तम्बू पूरा हो चुका था और समर्पित किया गया था (</w:t>
       </w:r>
-      <w:hyperlink r:id="rId24">
-        <w:r>
-          <w:rPr>
-            <w:lang w:val="hi_IN" w:bidi="hi_IN"/>
-          </w:rPr>
-          <w:rPr>
-            <w:color w:val="0000EE"/>
-            <w:u w:val="single"/>
-          </w:rPr>
-          <w:t>निर्ग 35–40</w:t>
-        </w:r>
-      </w:hyperlink>
+      <w:r>
+        <w:rPr>
+          <w:lang w:val="hi_IN" w:bidi="hi_IN"/>
+        </w:rPr>
+        <w:t>निर्ग 35–40</w:t>
+      </w:r>
       <w:r>
         <w:rPr>
           <w:lang w:val="hi_IN" w:bidi="hi_IN"/>
@@ -547,36 +475,24 @@
         </w:rPr>
         <w:t xml:space="preserve">लैव्यव्यवस्था में नियम मुख्य रूप से लेवी के याजकीय गोत्र की गतिविधियों और जिम्मेदारियों से सम्बन्धित हैं, विशेष रूप से महायाजक के (देखें </w:t>
       </w:r>
-      <w:hyperlink r:id="rId25">
-        <w:r>
-          <w:rPr>
-            <w:lang w:val="hi_IN" w:bidi="hi_IN"/>
-          </w:rPr>
-          <w:rPr>
-            <w:color w:val="0000EE"/>
-            <w:u w:val="single"/>
-          </w:rPr>
-          <w:t>निर्ग 28</w:t>
-        </w:r>
-      </w:hyperlink>
+      <w:r>
+        <w:rPr>
+          <w:lang w:val="hi_IN" w:bidi="hi_IN"/>
+        </w:rPr>
+        <w:t>निर्ग 28</w:t>
+      </w:r>
       <w:r>
         <w:rPr>
           <w:lang w:val="hi_IN" w:bidi="hi_IN"/>
         </w:rPr>
         <w:t xml:space="preserve">; </w:t>
       </w:r>
-      <w:hyperlink r:id="rId26">
-        <w:r>
-          <w:rPr>
-            <w:lang w:val="hi_IN" w:bidi="hi_IN"/>
-          </w:rPr>
-          <w:rPr>
-            <w:color w:val="0000EE"/>
-            <w:u w:val="single"/>
-          </w:rPr>
-          <w:t>गिन 3:44–4:49</w:t>
-        </w:r>
-      </w:hyperlink>
+      <w:r>
+        <w:rPr>
+          <w:lang w:val="hi_IN" w:bidi="hi_IN"/>
+        </w:rPr>
+        <w:t>गिन 3:44–4:49</w:t>
+      </w:r>
       <w:r>
         <w:rPr>
           <w:lang w:val="hi_IN" w:bidi="hi_IN"/>
@@ -611,72 +527,48 @@
         </w:rPr>
         <w:t xml:space="preserve">परमेश्वर इस्राएल को उन्हें जानने और प्रेम करने के लिए बुलाते हैं (देखें </w:t>
       </w:r>
-      <w:hyperlink r:id="rId27">
-        <w:r>
-          <w:rPr>
-            <w:lang w:val="hi_IN" w:bidi="hi_IN"/>
-          </w:rPr>
-          <w:rPr>
-            <w:color w:val="0000EE"/>
-            <w:u w:val="single"/>
-          </w:rPr>
-          <w:t>व्य.वि. 6:5</w:t>
-        </w:r>
-      </w:hyperlink>
+      <w:r>
+        <w:rPr>
+          <w:lang w:val="hi_IN" w:bidi="hi_IN"/>
+        </w:rPr>
+        <w:t>व्य.वि. 6:5</w:t>
+      </w:r>
       <w:r>
         <w:rPr>
           <w:lang w:val="hi_IN" w:bidi="hi_IN"/>
         </w:rPr>
         <w:t xml:space="preserve">; </w:t>
       </w:r>
-      <w:hyperlink r:id="rId28">
-        <w:r>
-          <w:rPr>
-            <w:lang w:val="hi_IN" w:bidi="hi_IN"/>
-          </w:rPr>
-          <w:rPr>
-            <w:color w:val="0000EE"/>
-            <w:u w:val="single"/>
-          </w:rPr>
-          <w:t>11:1</w:t>
-        </w:r>
-      </w:hyperlink>
+      <w:r>
+        <w:rPr>
+          <w:lang w:val="hi_IN" w:bidi="hi_IN"/>
+        </w:rPr>
+        <w:t>11:1</w:t>
+      </w:r>
       <w:r>
         <w:rPr>
           <w:lang w:val="hi_IN" w:bidi="hi_IN"/>
         </w:rPr>
         <w:t>)। परिणामस्वरूप, वे एक-दूसरे से भी प्रेम करेंगे और सेवा करेंगे (</w:t>
       </w:r>
-      <w:hyperlink r:id="rId29">
-        <w:r>
-          <w:rPr>
-            <w:lang w:val="hi_IN" w:bidi="hi_IN"/>
-          </w:rPr>
-          <w:rPr>
-            <w:color w:val="0000EE"/>
-            <w:u w:val="single"/>
-          </w:rPr>
-          <w:t>19:18</w:t>
-        </w:r>
-      </w:hyperlink>
+      <w:r>
+        <w:rPr>
+          <w:lang w:val="hi_IN" w:bidi="hi_IN"/>
+        </w:rPr>
+        <w:t>19:18</w:t>
+      </w:r>
       <w:r>
         <w:rPr>
           <w:lang w:val="hi_IN" w:bidi="hi_IN"/>
         </w:rPr>
         <w:t xml:space="preserve">, </w:t>
       </w:r>
-      <w:hyperlink r:id="rId30">
-        <w:r>
-          <w:rPr>
-            <w:lang w:val="hi_IN" w:bidi="hi_IN"/>
-          </w:rPr>
-          <w:rPr>
-            <w:color w:val="0000EE"/>
-            <w:u w:val="single"/>
-          </w:rPr>
-          <w:t>33–34</w:t>
-        </w:r>
-      </w:hyperlink>
+      <w:r>
+        <w:rPr>
+          <w:lang w:val="hi_IN" w:bidi="hi_IN"/>
+        </w:rPr>
+        <w:t>33–34</w:t>
+      </w:r>
       <w:r>
         <w:rPr>
           <w:lang w:val="hi_IN" w:bidi="hi_IN"/>
@@ -722,576 +614,384 @@
         </w:rPr>
         <w:t xml:space="preserve">यह सम्भावना है कि मूसा ने इस्राएल के जंगल में निवास के दौरान निर्गमन के बाद लैव्यव्यवस्था लिखी थी। यहूदी परम्परा और प्रारम्भिक मसीही कलीसिया दोनों मूसा को लैव्यव्यवस्था का लेखक मानते है। मिस्र के राजा के दरबार में पले-बढ़े मूसा पढ़ने, लिखने और गणित में निपुण थे (देखें </w:t>
       </w:r>
-      <w:hyperlink r:id="rId31">
-        <w:r>
-          <w:rPr>
-            <w:lang w:val="hi_IN" w:bidi="hi_IN"/>
-          </w:rPr>
-          <w:rPr>
-            <w:color w:val="0000EE"/>
-            <w:u w:val="single"/>
-          </w:rPr>
-          <w:t>प्रेरि 7:20–22</w:t>
-        </w:r>
-      </w:hyperlink>
+      <w:r>
+        <w:rPr>
+          <w:lang w:val="hi_IN" w:bidi="hi_IN"/>
+        </w:rPr>
+        <w:t>प्रेरि 7:20–22</w:t>
+      </w:r>
       <w:r>
         <w:rPr>
           <w:lang w:val="hi_IN" w:bidi="hi_IN"/>
         </w:rPr>
         <w:t>), और वे लैव्यव्यवस्था लिखने में सक्षम थे। यह पुस्तक इस्राएल को परमेश्वर द्वारा मूसा के माध्यम से दिए गए लैव्यव्यवस्था की सामग्री की पुष्टि करने वाले बयानों के साथ शुरू और समाप्त होती है (</w:t>
       </w:r>
-      <w:hyperlink r:id="rId32">
-        <w:r>
-          <w:rPr>
-            <w:lang w:val="hi_IN" w:bidi="hi_IN"/>
-          </w:rPr>
-          <w:rPr>
-            <w:color w:val="0000EE"/>
-            <w:u w:val="single"/>
-          </w:rPr>
-          <w:t>1:1–2</w:t>
-        </w:r>
-      </w:hyperlink>
+      <w:r>
+        <w:rPr>
+          <w:lang w:val="hi_IN" w:bidi="hi_IN"/>
+        </w:rPr>
+        <w:t>1:1–2</w:t>
+      </w:r>
       <w:r>
         <w:rPr>
           <w:lang w:val="hi_IN" w:bidi="hi_IN"/>
         </w:rPr>
         <w:t xml:space="preserve">; </w:t>
       </w:r>
-      <w:hyperlink r:id="rId33">
-        <w:r>
-          <w:rPr>
-            <w:lang w:val="hi_IN" w:bidi="hi_IN"/>
-          </w:rPr>
-          <w:rPr>
-            <w:color w:val="0000EE"/>
-            <w:u w:val="single"/>
-          </w:rPr>
-          <w:t>27:34</w:t>
-        </w:r>
-      </w:hyperlink>
+      <w:r>
+        <w:rPr>
+          <w:lang w:val="hi_IN" w:bidi="hi_IN"/>
+        </w:rPr>
+        <w:t>27:34</w:t>
+      </w:r>
       <w:r>
         <w:rPr>
           <w:lang w:val="hi_IN" w:bidi="hi_IN"/>
         </w:rPr>
         <w:t xml:space="preserve">)। लैव्यव्यवस्था बार-बार वर्णन करती है कि मूसा ने यहोवा से निर्देश कैसे प्राप्त किए (उदाहरण के लिए, </w:t>
       </w:r>
-      <w:hyperlink r:id="rId34">
-        <w:r>
-          <w:rPr>
-            <w:lang w:val="hi_IN" w:bidi="hi_IN"/>
-          </w:rPr>
-          <w:rPr>
-            <w:color w:val="0000EE"/>
-            <w:u w:val="single"/>
-          </w:rPr>
-          <w:t>4:1</w:t>
-        </w:r>
-      </w:hyperlink>
+      <w:r>
+        <w:rPr>
+          <w:lang w:val="hi_IN" w:bidi="hi_IN"/>
+        </w:rPr>
+        <w:t>4:1</w:t>
+      </w:r>
       <w:r>
         <w:rPr>
           <w:lang w:val="hi_IN" w:bidi="hi_IN"/>
         </w:rPr>
         <w:t xml:space="preserve">; </w:t>
       </w:r>
-      <w:hyperlink r:id="rId35">
-        <w:r>
-          <w:rPr>
-            <w:lang w:val="hi_IN" w:bidi="hi_IN"/>
-          </w:rPr>
-          <w:rPr>
-            <w:color w:val="0000EE"/>
-            <w:u w:val="single"/>
-          </w:rPr>
-          <w:t>5:14</w:t>
-        </w:r>
-      </w:hyperlink>
+      <w:r>
+        <w:rPr>
+          <w:lang w:val="hi_IN" w:bidi="hi_IN"/>
+        </w:rPr>
+        <w:t>5:14</w:t>
+      </w:r>
       <w:r>
         <w:rPr>
           <w:lang w:val="hi_IN" w:bidi="hi_IN"/>
         </w:rPr>
         <w:t xml:space="preserve">; </w:t>
       </w:r>
-      <w:hyperlink r:id="rId36">
-        <w:r>
-          <w:rPr>
-            <w:lang w:val="hi_IN" w:bidi="hi_IN"/>
-          </w:rPr>
-          <w:rPr>
-            <w:color w:val="0000EE"/>
-            <w:u w:val="single"/>
-          </w:rPr>
-          <w:t>6:1</w:t>
-        </w:r>
-      </w:hyperlink>
+      <w:r>
+        <w:rPr>
+          <w:lang w:val="hi_IN" w:bidi="hi_IN"/>
+        </w:rPr>
+        <w:t>6:1</w:t>
+      </w:r>
       <w:r>
         <w:rPr>
           <w:lang w:val="hi_IN" w:bidi="hi_IN"/>
         </w:rPr>
         <w:t xml:space="preserve">, </w:t>
       </w:r>
-      <w:hyperlink r:id="rId37">
-        <w:r>
-          <w:rPr>
-            <w:lang w:val="hi_IN" w:bidi="hi_IN"/>
-          </w:rPr>
-          <w:rPr>
-            <w:color w:val="0000EE"/>
-            <w:u w:val="single"/>
-          </w:rPr>
-          <w:t>8</w:t>
-        </w:r>
-      </w:hyperlink>
+      <w:r>
+        <w:rPr>
+          <w:lang w:val="hi_IN" w:bidi="hi_IN"/>
+        </w:rPr>
+        <w:t>8</w:t>
+      </w:r>
       <w:r>
         <w:rPr>
           <w:lang w:val="hi_IN" w:bidi="hi_IN"/>
         </w:rPr>
         <w:t xml:space="preserve">, </w:t>
       </w:r>
-      <w:hyperlink r:id="rId38">
-        <w:r>
-          <w:rPr>
-            <w:lang w:val="hi_IN" w:bidi="hi_IN"/>
-          </w:rPr>
-          <w:rPr>
-            <w:color w:val="0000EE"/>
-            <w:u w:val="single"/>
-          </w:rPr>
-          <w:t>19</w:t>
-        </w:r>
-      </w:hyperlink>
+      <w:r>
+        <w:rPr>
+          <w:lang w:val="hi_IN" w:bidi="hi_IN"/>
+        </w:rPr>
+        <w:t>19</w:t>
+      </w:r>
       <w:r>
         <w:rPr>
           <w:lang w:val="hi_IN" w:bidi="hi_IN"/>
         </w:rPr>
         <w:t xml:space="preserve">, </w:t>
       </w:r>
-      <w:hyperlink r:id="rId39">
-        <w:r>
-          <w:rPr>
-            <w:lang w:val="hi_IN" w:bidi="hi_IN"/>
-          </w:rPr>
-          <w:rPr>
-            <w:color w:val="0000EE"/>
-            <w:u w:val="single"/>
-          </w:rPr>
-          <w:t>24</w:t>
-        </w:r>
-      </w:hyperlink>
+      <w:r>
+        <w:rPr>
+          <w:lang w:val="hi_IN" w:bidi="hi_IN"/>
+        </w:rPr>
+        <w:t>24</w:t>
+      </w:r>
       <w:r>
         <w:rPr>
           <w:lang w:val="hi_IN" w:bidi="hi_IN"/>
         </w:rPr>
         <w:t xml:space="preserve">; </w:t>
       </w:r>
-      <w:hyperlink r:id="rId40">
-        <w:r>
-          <w:rPr>
-            <w:lang w:val="hi_IN" w:bidi="hi_IN"/>
-          </w:rPr>
-          <w:rPr>
-            <w:color w:val="0000EE"/>
-            <w:u w:val="single"/>
-          </w:rPr>
-          <w:t>7:22</w:t>
-        </w:r>
-      </w:hyperlink>
+      <w:r>
+        <w:rPr>
+          <w:lang w:val="hi_IN" w:bidi="hi_IN"/>
+        </w:rPr>
+        <w:t>7:22</w:t>
+      </w:r>
       <w:r>
         <w:rPr>
           <w:lang w:val="hi_IN" w:bidi="hi_IN"/>
         </w:rPr>
         <w:t xml:space="preserve">, </w:t>
       </w:r>
-      <w:hyperlink r:id="rId41">
-        <w:r>
-          <w:rPr>
-            <w:lang w:val="hi_IN" w:bidi="hi_IN"/>
-          </w:rPr>
-          <w:rPr>
-            <w:color w:val="0000EE"/>
-            <w:u w:val="single"/>
-          </w:rPr>
-          <w:t>28</w:t>
-        </w:r>
-      </w:hyperlink>
+      <w:r>
+        <w:rPr>
+          <w:lang w:val="hi_IN" w:bidi="hi_IN"/>
+        </w:rPr>
+        <w:t>28</w:t>
+      </w:r>
       <w:r>
         <w:rPr>
           <w:lang w:val="hi_IN" w:bidi="hi_IN"/>
         </w:rPr>
         <w:t xml:space="preserve">; </w:t>
       </w:r>
-      <w:hyperlink r:id="rId42">
-        <w:r>
-          <w:rPr>
-            <w:lang w:val="hi_IN" w:bidi="hi_IN"/>
-          </w:rPr>
-          <w:rPr>
-            <w:color w:val="0000EE"/>
-            <w:u w:val="single"/>
-          </w:rPr>
-          <w:t>8:1</w:t>
-        </w:r>
-      </w:hyperlink>
+      <w:r>
+        <w:rPr>
+          <w:lang w:val="hi_IN" w:bidi="hi_IN"/>
+        </w:rPr>
+        <w:t>8:1</w:t>
+      </w:r>
       <w:r>
         <w:rPr>
           <w:lang w:val="hi_IN" w:bidi="hi_IN"/>
         </w:rPr>
         <w:t>) और उन्हें कैसे पूरा किया (</w:t>
       </w:r>
-      <w:hyperlink r:id="rId43">
-        <w:r>
-          <w:rPr>
-            <w:lang w:val="hi_IN" w:bidi="hi_IN"/>
-          </w:rPr>
-          <w:rPr>
-            <w:color w:val="0000EE"/>
-            <w:u w:val="single"/>
-          </w:rPr>
-          <w:t>8:4–10:20</w:t>
-        </w:r>
-      </w:hyperlink>
+      <w:r>
+        <w:rPr>
+          <w:lang w:val="hi_IN" w:bidi="hi_IN"/>
+        </w:rPr>
+        <w:t>8:4–10:20</w:t>
+      </w:r>
       <w:r>
         <w:rPr>
           <w:lang w:val="hi_IN" w:bidi="hi_IN"/>
         </w:rPr>
         <w:t xml:space="preserve">)। पुराना नियम अक्सर मूसा को पंचग्रन्थ (उत्पत्ति—व्यवस्थाविवरण; देखें </w:t>
       </w:r>
-      <w:hyperlink r:id="rId44">
-        <w:r>
-          <w:rPr>
-            <w:lang w:val="hi_IN" w:bidi="hi_IN"/>
-          </w:rPr>
-          <w:rPr>
-            <w:color w:val="0000EE"/>
-            <w:u w:val="single"/>
-          </w:rPr>
-          <w:t>यहो 8:31–32</w:t>
-        </w:r>
-      </w:hyperlink>
+      <w:r>
+        <w:rPr>
+          <w:lang w:val="hi_IN" w:bidi="hi_IN"/>
+        </w:rPr>
+        <w:t>यहो 8:31–32</w:t>
+      </w:r>
       <w:r>
         <w:rPr>
           <w:lang w:val="hi_IN" w:bidi="hi_IN"/>
         </w:rPr>
         <w:t xml:space="preserve">; </w:t>
       </w:r>
-      <w:hyperlink r:id="rId45">
-        <w:r>
-          <w:rPr>
-            <w:lang w:val="hi_IN" w:bidi="hi_IN"/>
-          </w:rPr>
-          <w:rPr>
-            <w:color w:val="0000EE"/>
-            <w:u w:val="single"/>
-          </w:rPr>
-          <w:t>23:6</w:t>
-        </w:r>
-      </w:hyperlink>
+      <w:r>
+        <w:rPr>
+          <w:lang w:val="hi_IN" w:bidi="hi_IN"/>
+        </w:rPr>
+        <w:t>23:6</w:t>
+      </w:r>
       <w:r>
         <w:rPr>
           <w:lang w:val="hi_IN" w:bidi="hi_IN"/>
         </w:rPr>
         <w:t xml:space="preserve">; </w:t>
       </w:r>
-      <w:hyperlink r:id="rId46">
-        <w:r>
-          <w:rPr>
-            <w:lang w:val="hi_IN" w:bidi="hi_IN"/>
-          </w:rPr>
-          <w:rPr>
-            <w:color w:val="0000EE"/>
-            <w:u w:val="single"/>
-          </w:rPr>
-          <w:t>1 रा 2:3</w:t>
-        </w:r>
-      </w:hyperlink>
+      <w:r>
+        <w:rPr>
+          <w:lang w:val="hi_IN" w:bidi="hi_IN"/>
+        </w:rPr>
+        <w:t>1 रा 2:3</w:t>
+      </w:r>
       <w:r>
         <w:rPr>
           <w:lang w:val="hi_IN" w:bidi="hi_IN"/>
         </w:rPr>
         <w:t xml:space="preserve">; </w:t>
       </w:r>
-      <w:hyperlink r:id="rId47">
-        <w:r>
-          <w:rPr>
-            <w:lang w:val="hi_IN" w:bidi="hi_IN"/>
-          </w:rPr>
-          <w:rPr>
-            <w:color w:val="0000EE"/>
-            <w:u w:val="single"/>
-          </w:rPr>
-          <w:t>2 रा 14:6</w:t>
-        </w:r>
-      </w:hyperlink>
+      <w:r>
+        <w:rPr>
+          <w:lang w:val="hi_IN" w:bidi="hi_IN"/>
+        </w:rPr>
+        <w:t>2 रा 14:6</w:t>
+      </w:r>
       <w:r>
         <w:rPr>
           <w:lang w:val="hi_IN" w:bidi="hi_IN"/>
         </w:rPr>
         <w:t xml:space="preserve">; </w:t>
       </w:r>
-      <w:hyperlink r:id="rId48">
-        <w:r>
-          <w:rPr>
-            <w:lang w:val="hi_IN" w:bidi="hi_IN"/>
-          </w:rPr>
-          <w:rPr>
-            <w:color w:val="0000EE"/>
-            <w:u w:val="single"/>
-          </w:rPr>
-          <w:t>23:25</w:t>
-        </w:r>
-      </w:hyperlink>
+      <w:r>
+        <w:rPr>
+          <w:lang w:val="hi_IN" w:bidi="hi_IN"/>
+        </w:rPr>
+        <w:t>23:25</w:t>
+      </w:r>
       <w:r>
         <w:rPr>
           <w:lang w:val="hi_IN" w:bidi="hi_IN"/>
         </w:rPr>
         <w:t xml:space="preserve">; </w:t>
       </w:r>
-      <w:hyperlink r:id="rId49">
-        <w:r>
-          <w:rPr>
-            <w:lang w:val="hi_IN" w:bidi="hi_IN"/>
-          </w:rPr>
-          <w:rPr>
-            <w:color w:val="0000EE"/>
-            <w:u w:val="single"/>
-          </w:rPr>
-          <w:t>2 इति 23:18</w:t>
-        </w:r>
-      </w:hyperlink>
+      <w:r>
+        <w:rPr>
+          <w:lang w:val="hi_IN" w:bidi="hi_IN"/>
+        </w:rPr>
+        <w:t>2 इति 23:18</w:t>
+      </w:r>
       <w:r>
         <w:rPr>
           <w:lang w:val="hi_IN" w:bidi="hi_IN"/>
         </w:rPr>
         <w:t xml:space="preserve">; </w:t>
       </w:r>
-      <w:hyperlink r:id="rId50">
-        <w:r>
-          <w:rPr>
-            <w:lang w:val="hi_IN" w:bidi="hi_IN"/>
-          </w:rPr>
-          <w:rPr>
-            <w:color w:val="0000EE"/>
-            <w:u w:val="single"/>
-          </w:rPr>
-          <w:t>30:16</w:t>
-        </w:r>
-      </w:hyperlink>
+      <w:r>
+        <w:rPr>
+          <w:lang w:val="hi_IN" w:bidi="hi_IN"/>
+        </w:rPr>
+        <w:t>30:16</w:t>
+      </w:r>
       <w:r>
         <w:rPr>
           <w:lang w:val="hi_IN" w:bidi="hi_IN"/>
         </w:rPr>
         <w:t xml:space="preserve">; </w:t>
       </w:r>
-      <w:hyperlink r:id="rId51">
-        <w:r>
-          <w:rPr>
-            <w:lang w:val="hi_IN" w:bidi="hi_IN"/>
-          </w:rPr>
-          <w:rPr>
-            <w:color w:val="0000EE"/>
-            <w:u w:val="single"/>
-          </w:rPr>
-          <w:t>एज्रा 3:2</w:t>
-        </w:r>
-      </w:hyperlink>
+      <w:r>
+        <w:rPr>
+          <w:lang w:val="hi_IN" w:bidi="hi_IN"/>
+        </w:rPr>
+        <w:t>एज्रा 3:2</w:t>
+      </w:r>
       <w:r>
         <w:rPr>
           <w:lang w:val="hi_IN" w:bidi="hi_IN"/>
         </w:rPr>
         <w:t xml:space="preserve">; </w:t>
       </w:r>
-      <w:hyperlink r:id="rId52">
-        <w:r>
-          <w:rPr>
-            <w:lang w:val="hi_IN" w:bidi="hi_IN"/>
-          </w:rPr>
-          <w:rPr>
-            <w:color w:val="0000EE"/>
-            <w:u w:val="single"/>
-          </w:rPr>
-          <w:t>7:6</w:t>
-        </w:r>
-      </w:hyperlink>
+      <w:r>
+        <w:rPr>
+          <w:lang w:val="hi_IN" w:bidi="hi_IN"/>
+        </w:rPr>
+        <w:t>7:6</w:t>
+      </w:r>
       <w:r>
         <w:rPr>
           <w:lang w:val="hi_IN" w:bidi="hi_IN"/>
         </w:rPr>
         <w:t xml:space="preserve">; </w:t>
       </w:r>
-      <w:hyperlink r:id="rId53">
-        <w:r>
-          <w:rPr>
-            <w:lang w:val="hi_IN" w:bidi="hi_IN"/>
-          </w:rPr>
-          <w:rPr>
-            <w:color w:val="0000EE"/>
-            <w:u w:val="single"/>
-          </w:rPr>
-          <w:t>नहे 8:1</w:t>
-        </w:r>
-      </w:hyperlink>
+      <w:r>
+        <w:rPr>
+          <w:lang w:val="hi_IN" w:bidi="hi_IN"/>
+        </w:rPr>
+        <w:t>नहे 8:1</w:t>
+      </w:r>
       <w:r>
         <w:rPr>
           <w:lang w:val="hi_IN" w:bidi="hi_IN"/>
         </w:rPr>
         <w:t xml:space="preserve">; </w:t>
       </w:r>
-      <w:hyperlink r:id="rId54">
-        <w:r>
-          <w:rPr>
-            <w:lang w:val="hi_IN" w:bidi="hi_IN"/>
-          </w:rPr>
-          <w:rPr>
-            <w:color w:val="0000EE"/>
-            <w:u w:val="single"/>
-          </w:rPr>
-          <w:t>दानि 9:11–13</w:t>
-        </w:r>
-      </w:hyperlink>
+      <w:r>
+        <w:rPr>
+          <w:lang w:val="hi_IN" w:bidi="hi_IN"/>
+        </w:rPr>
+        <w:t>दानि 9:11–13</w:t>
+      </w:r>
       <w:r>
         <w:rPr>
           <w:lang w:val="hi_IN" w:bidi="hi_IN"/>
         </w:rPr>
         <w:t>) का लेखक बताता है। नया नियम भी इसी बात की पुष्टि करता है (</w:t>
       </w:r>
-      <w:hyperlink r:id="rId55">
-        <w:r>
-          <w:rPr>
-            <w:lang w:val="hi_IN" w:bidi="hi_IN"/>
-          </w:rPr>
-          <w:rPr>
-            <w:color w:val="0000EE"/>
-            <w:u w:val="single"/>
-          </w:rPr>
-          <w:t>मत्ती 19:7–8</w:t>
-        </w:r>
-      </w:hyperlink>
+      <w:r>
+        <w:rPr>
+          <w:lang w:val="hi_IN" w:bidi="hi_IN"/>
+        </w:rPr>
+        <w:t>मत्ती 19:7–8</w:t>
+      </w:r>
       <w:r>
         <w:rPr>
           <w:lang w:val="hi_IN" w:bidi="hi_IN"/>
         </w:rPr>
         <w:t xml:space="preserve">; </w:t>
       </w:r>
-      <w:hyperlink r:id="rId56">
-        <w:r>
-          <w:rPr>
-            <w:lang w:val="hi_IN" w:bidi="hi_IN"/>
-          </w:rPr>
-          <w:rPr>
-            <w:color w:val="0000EE"/>
-            <w:u w:val="single"/>
-          </w:rPr>
-          <w:t>लूका 2:22</w:t>
-        </w:r>
-      </w:hyperlink>
+      <w:r>
+        <w:rPr>
+          <w:lang w:val="hi_IN" w:bidi="hi_IN"/>
+        </w:rPr>
+        <w:t>लूका 2:22</w:t>
+      </w:r>
       <w:r>
         <w:rPr>
           <w:lang w:val="hi_IN" w:bidi="hi_IN"/>
         </w:rPr>
         <w:t xml:space="preserve">; </w:t>
       </w:r>
-      <w:hyperlink r:id="rId57">
-        <w:r>
-          <w:rPr>
-            <w:lang w:val="hi_IN" w:bidi="hi_IN"/>
-          </w:rPr>
-          <w:rPr>
-            <w:color w:val="0000EE"/>
-            <w:u w:val="single"/>
-          </w:rPr>
-          <w:t>24:44</w:t>
-        </w:r>
-      </w:hyperlink>
+      <w:r>
+        <w:rPr>
+          <w:lang w:val="hi_IN" w:bidi="hi_IN"/>
+        </w:rPr>
+        <w:t>24:44</w:t>
+      </w:r>
       <w:r>
         <w:rPr>
           <w:lang w:val="hi_IN" w:bidi="hi_IN"/>
         </w:rPr>
         <w:t xml:space="preserve">; </w:t>
       </w:r>
-      <w:hyperlink r:id="rId58">
-        <w:r>
-          <w:rPr>
-            <w:lang w:val="hi_IN" w:bidi="hi_IN"/>
-          </w:rPr>
-          <w:rPr>
-            <w:color w:val="0000EE"/>
-            <w:u w:val="single"/>
-          </w:rPr>
-          <w:t>यूह 7:19</w:t>
-        </w:r>
-      </w:hyperlink>
+      <w:r>
+        <w:rPr>
+          <w:lang w:val="hi_IN" w:bidi="hi_IN"/>
+        </w:rPr>
+        <w:t>यूह 7:19</w:t>
+      </w:r>
       <w:r>
         <w:rPr>
           <w:lang w:val="hi_IN" w:bidi="hi_IN"/>
         </w:rPr>
         <w:t xml:space="preserve">, </w:t>
       </w:r>
-      <w:hyperlink r:id="rId59">
-        <w:r>
-          <w:rPr>
-            <w:lang w:val="hi_IN" w:bidi="hi_IN"/>
-          </w:rPr>
-          <w:rPr>
-            <w:color w:val="0000EE"/>
-            <w:u w:val="single"/>
-          </w:rPr>
-          <w:t>23</w:t>
-        </w:r>
-      </w:hyperlink>
+      <w:r>
+        <w:rPr>
+          <w:lang w:val="hi_IN" w:bidi="hi_IN"/>
+        </w:rPr>
+        <w:t>23</w:t>
+      </w:r>
       <w:r>
         <w:rPr>
           <w:lang w:val="hi_IN" w:bidi="hi_IN"/>
         </w:rPr>
         <w:t xml:space="preserve">; </w:t>
       </w:r>
-      <w:hyperlink r:id="rId60">
-        <w:r>
-          <w:rPr>
-            <w:lang w:val="hi_IN" w:bidi="hi_IN"/>
-          </w:rPr>
-          <w:rPr>
-            <w:color w:val="0000EE"/>
-            <w:u w:val="single"/>
-          </w:rPr>
-          <w:t>रोम 10:5</w:t>
-        </w:r>
-      </w:hyperlink>
+      <w:r>
+        <w:rPr>
+          <w:lang w:val="hi_IN" w:bidi="hi_IN"/>
+        </w:rPr>
+        <w:t>रोम 10:5</w:t>
+      </w:r>
       <w:r>
         <w:rPr>
           <w:lang w:val="hi_IN" w:bidi="hi_IN"/>
         </w:rPr>
         <w:t xml:space="preserve">; </w:t>
       </w:r>
-      <w:hyperlink r:id="rId61">
-        <w:r>
-          <w:rPr>
-            <w:lang w:val="hi_IN" w:bidi="hi_IN"/>
-          </w:rPr>
-          <w:rPr>
-            <w:color w:val="0000EE"/>
-            <w:u w:val="single"/>
-          </w:rPr>
-          <w:t>1 कुरि 9:9</w:t>
-        </w:r>
-      </w:hyperlink>
+      <w:r>
+        <w:rPr>
+          <w:lang w:val="hi_IN" w:bidi="hi_IN"/>
+        </w:rPr>
+        <w:t>1 कुरि 9:9</w:t>
+      </w:r>
       <w:r>
         <w:rPr>
           <w:lang w:val="hi_IN" w:bidi="hi_IN"/>
         </w:rPr>
         <w:t xml:space="preserve">; </w:t>
       </w:r>
-      <w:hyperlink r:id="rId62">
-        <w:r>
-          <w:rPr>
-            <w:lang w:val="hi_IN" w:bidi="hi_IN"/>
-          </w:rPr>
-          <w:rPr>
-            <w:color w:val="0000EE"/>
-            <w:u w:val="single"/>
-          </w:rPr>
-          <w:t>इब्रा 10:28</w:t>
-        </w:r>
-      </w:hyperlink>
+      <w:r>
+        <w:rPr>
+          <w:lang w:val="hi_IN" w:bidi="hi_IN"/>
+        </w:rPr>
+        <w:t>इब्रा 10:28</w:t>
+      </w:r>
       <w:r>
         <w:rPr>
           <w:lang w:val="hi_IN" w:bidi="hi_IN"/>
@@ -1335,18 +1035,12 @@
         </w:rPr>
         <w:t>हालांकि यह एक प्राचीन समय और संस्कृति में स्थापित है, लैव्यव्यवस्था की पुस्तक एक अनन्त और जीवंत संदेश देती है: परमेश्वर पवित्र हैं, और वह अपने उद्धार पाए हुए लोगों से अपेक्षा करते हैं कि वे भी उनकी तरह पवित्र हों। परमेश्वर की पवित्रता और उनका अनुग्रहपूर्ण उद्धार ही उनके लोगों की पवित्रता का आधार और प्रेरणा स्रोत हैं (</w:t>
       </w:r>
-      <w:hyperlink r:id="rId13">
-        <w:r>
-          <w:rPr>
-            <w:lang w:val="hi_IN" w:bidi="hi_IN"/>
-          </w:rPr>
-          <w:rPr>
-            <w:color w:val="0000EE"/>
-            <w:u w:val="single"/>
-          </w:rPr>
-          <w:t>11:44–45</w:t>
-        </w:r>
-      </w:hyperlink>
+      <w:r>
+        <w:rPr>
+          <w:lang w:val="hi_IN" w:bidi="hi_IN"/>
+        </w:rPr>
+        <w:t>11:44–45</w:t>
+      </w:r>
       <w:r>
         <w:rPr>
           <w:lang w:val="hi_IN" w:bidi="hi_IN"/>
@@ -1367,72 +1061,48 @@
         </w:rPr>
         <w:t>याजक परमेश्वर और लोगों के बीच वाचा के मध्यस्थ के रूप में खड़े होते थे। याजक यह व्याख्या करते थे कि क्या पवित्र है और समाज में पवित्रता कैसे व्यक्त की जानी चाहिए। प्रायश्चित बलिदान लोगों के पापों की क्षमा और परमेश्वर के साथ सही सम्बन्ध स्थापित करने का मार्ग प्रदान करते थे (प्रायश्चित)। गैर-प्रायश्चित बलिदानों के द्वारा लोग परमेश्वर के साथ अपने सम्बन्ध का उत्सव उपहारों और सामूहिक भोज के माध्यम से मनाते थे। जहाँ आस-पास की जातियां अपने देवताओं को प्रसन्न करने और उनका अनुग्रह प्राप्त करने के लिए बलिदान चढ़ाती थीं, वहीं इस्राएल की आराधना परमेश्वर को प्रभावित करने के लिए नहीं थी। बल्कि, आराधना लोगों को तैयार और शुद्ध करती थी ताकि वे परमेश्वर के निकट आ सकें। प्रत्येक नियम, विधि और पवित्र दिन यह सिखाता है कि परमेश्वर पवित्र है, और वह अपने लोगों से भी पवित्र होने की अपेक्षा करते हैं (</w:t>
       </w:r>
-      <w:hyperlink r:id="rId13">
-        <w:r>
-          <w:rPr>
-            <w:lang w:val="hi_IN" w:bidi="hi_IN"/>
-          </w:rPr>
-          <w:rPr>
-            <w:color w:val="0000EE"/>
-            <w:u w:val="single"/>
-          </w:rPr>
-          <w:t>लैव्य 11:44–45</w:t>
-        </w:r>
-      </w:hyperlink>
+      <w:r>
+        <w:rPr>
+          <w:lang w:val="hi_IN" w:bidi="hi_IN"/>
+        </w:rPr>
+        <w:t>लैव्य 11:44–45</w:t>
+      </w:r>
       <w:r>
         <w:rPr>
           <w:lang w:val="hi_IN" w:bidi="hi_IN"/>
         </w:rPr>
         <w:t xml:space="preserve">; </w:t>
       </w:r>
-      <w:hyperlink r:id="rId63">
-        <w:r>
-          <w:rPr>
-            <w:lang w:val="hi_IN" w:bidi="hi_IN"/>
-          </w:rPr>
-          <w:rPr>
-            <w:color w:val="0000EE"/>
-            <w:u w:val="single"/>
-          </w:rPr>
-          <w:t>19:2</w:t>
-        </w:r>
-      </w:hyperlink>
+      <w:r>
+        <w:rPr>
+          <w:lang w:val="hi_IN" w:bidi="hi_IN"/>
+        </w:rPr>
+        <w:t>19:2</w:t>
+      </w:r>
       <w:r>
         <w:rPr>
           <w:lang w:val="hi_IN" w:bidi="hi_IN"/>
         </w:rPr>
         <w:t xml:space="preserve">; देखें </w:t>
       </w:r>
-      <w:hyperlink r:id="rId64">
-        <w:r>
-          <w:rPr>
-            <w:lang w:val="hi_IN" w:bidi="hi_IN"/>
-          </w:rPr>
-          <w:rPr>
-            <w:color w:val="0000EE"/>
-            <w:u w:val="single"/>
-          </w:rPr>
-          <w:t>1 कुरि 3:17</w:t>
-        </w:r>
-      </w:hyperlink>
+      <w:r>
+        <w:rPr>
+          <w:lang w:val="hi_IN" w:bidi="hi_IN"/>
+        </w:rPr>
+        <w:t>1 कुरि 3:17</w:t>
+      </w:r>
       <w:r>
         <w:rPr>
           <w:lang w:val="hi_IN" w:bidi="hi_IN"/>
         </w:rPr>
         <w:t xml:space="preserve">; </w:t>
       </w:r>
-      <w:hyperlink r:id="rId65">
-        <w:r>
-          <w:rPr>
-            <w:lang w:val="hi_IN" w:bidi="hi_IN"/>
-          </w:rPr>
-          <w:rPr>
-            <w:color w:val="0000EE"/>
-            <w:u w:val="single"/>
-          </w:rPr>
-          <w:t>1 पत 1:15</w:t>
-        </w:r>
-      </w:hyperlink>
+      <w:r>
+        <w:rPr>
+          <w:lang w:val="hi_IN" w:bidi="hi_IN"/>
+        </w:rPr>
+        <w:t>1 पत 1:15</w:t>
+      </w:r>
       <w:r>
         <w:rPr>
           <w:lang w:val="hi_IN" w:bidi="hi_IN"/>
@@ -1453,108 +1123,72 @@
         </w:rPr>
         <w:t xml:space="preserve">पाप की क्षमा और परमेश्वर के साथ मेल-मिलाप सीधे इस बात से सम्बन्धित हैं कि लोग एक-दूसरे के साथ कैसा व्यवहार करते हैं। सामाजिक न्याय की चिंता लैव्यव्यवस्था में व्याप्त है, जो अपने पड़ोसी, दरिद्र और विदेशियों के प्रति दायित्वों को प्रस्तुत करती है। परमेश्वर अपेक्षा करते है कि जो लोग उनके साथ वाचा में हैं, वे एक-दूसरे से प्रेम करें, जो उनकी प्रेमभावना की अभिव्यक्ति है (तुलना करें </w:t>
       </w:r>
-      <w:hyperlink r:id="rId66">
-        <w:r>
-          <w:rPr>
-            <w:lang w:val="hi_IN" w:bidi="hi_IN"/>
-          </w:rPr>
-          <w:rPr>
-            <w:color w:val="0000EE"/>
-            <w:u w:val="single"/>
-          </w:rPr>
-          <w:t>मत्ती 22:39</w:t>
-        </w:r>
-      </w:hyperlink>
+      <w:r>
+        <w:rPr>
+          <w:lang w:val="hi_IN" w:bidi="hi_IN"/>
+        </w:rPr>
+        <w:t>मत्ती 22:39</w:t>
+      </w:r>
       <w:r>
         <w:rPr>
           <w:lang w:val="hi_IN" w:bidi="hi_IN"/>
         </w:rPr>
         <w:t xml:space="preserve">; </w:t>
       </w:r>
-      <w:hyperlink r:id="rId67">
-        <w:r>
-          <w:rPr>
-            <w:lang w:val="hi_IN" w:bidi="hi_IN"/>
-          </w:rPr>
-          <w:rPr>
-            <w:color w:val="0000EE"/>
-            <w:u w:val="single"/>
-          </w:rPr>
-          <w:t>मर 12:31</w:t>
-        </w:r>
-      </w:hyperlink>
+      <w:r>
+        <w:rPr>
+          <w:lang w:val="hi_IN" w:bidi="hi_IN"/>
+        </w:rPr>
+        <w:t>मर 12:31</w:t>
+      </w:r>
       <w:r>
         <w:rPr>
           <w:lang w:val="hi_IN" w:bidi="hi_IN"/>
         </w:rPr>
         <w:t xml:space="preserve">; </w:t>
       </w:r>
-      <w:hyperlink r:id="rId68">
-        <w:r>
-          <w:rPr>
-            <w:lang w:val="hi_IN" w:bidi="hi_IN"/>
-          </w:rPr>
-          <w:rPr>
-            <w:color w:val="0000EE"/>
-            <w:u w:val="single"/>
-          </w:rPr>
-          <w:t>लूका 10:27</w:t>
-        </w:r>
-      </w:hyperlink>
+      <w:r>
+        <w:rPr>
+          <w:lang w:val="hi_IN" w:bidi="hi_IN"/>
+        </w:rPr>
+        <w:t>लूका 10:27</w:t>
+      </w:r>
       <w:r>
         <w:rPr>
           <w:lang w:val="hi_IN" w:bidi="hi_IN"/>
         </w:rPr>
         <w:t xml:space="preserve">; </w:t>
       </w:r>
-      <w:hyperlink r:id="rId69">
-        <w:r>
-          <w:rPr>
-            <w:lang w:val="hi_IN" w:bidi="hi_IN"/>
-          </w:rPr>
-          <w:rPr>
-            <w:color w:val="0000EE"/>
-            <w:u w:val="single"/>
-          </w:rPr>
-          <w:t>रोम 13:9</w:t>
-        </w:r>
-      </w:hyperlink>
+      <w:r>
+        <w:rPr>
+          <w:lang w:val="hi_IN" w:bidi="hi_IN"/>
+        </w:rPr>
+        <w:t>रोम 13:9</w:t>
+      </w:r>
       <w:r>
         <w:rPr>
           <w:lang w:val="hi_IN" w:bidi="hi_IN"/>
         </w:rPr>
         <w:t xml:space="preserve">; </w:t>
       </w:r>
-      <w:hyperlink r:id="rId70">
-        <w:r>
-          <w:rPr>
-            <w:lang w:val="hi_IN" w:bidi="hi_IN"/>
-          </w:rPr>
-          <w:rPr>
-            <w:color w:val="0000EE"/>
-            <w:u w:val="single"/>
-          </w:rPr>
-          <w:t>गला 5:14</w:t>
-        </w:r>
-      </w:hyperlink>
+      <w:r>
+        <w:rPr>
+          <w:lang w:val="hi_IN" w:bidi="hi_IN"/>
+        </w:rPr>
+        <w:t>गला 5:14</w:t>
+      </w:r>
       <w:r>
         <w:rPr>
           <w:lang w:val="hi_IN" w:bidi="hi_IN"/>
         </w:rPr>
         <w:t xml:space="preserve">; </w:t>
       </w:r>
-      <w:hyperlink r:id="rId71">
-        <w:r>
-          <w:rPr>
-            <w:lang w:val="hi_IN" w:bidi="hi_IN"/>
-          </w:rPr>
-          <w:rPr>
-            <w:color w:val="0000EE"/>
-            <w:u w:val="single"/>
-          </w:rPr>
-          <w:t>याकू 2:8</w:t>
-        </w:r>
-      </w:hyperlink>
+      <w:r>
+        <w:rPr>
+          <w:lang w:val="hi_IN" w:bidi="hi_IN"/>
+        </w:rPr>
+        <w:t>याकू 2:8</w:t>
+      </w:r>
       <w:r>
         <w:rPr>
           <w:lang w:val="hi_IN" w:bidi="hi_IN"/>
